--- a/public/assets/files/stacjonarne/BSI.docx
+++ b/public/assets/files/stacjonarne/BSI.docx
@@ -523,6 +523,7 @@
                 <w:i w:val="0"/>
                 <w:sz w:val="22"/>
               </w:rPr>
+              <w:t>I</w:t>
             </w:r>
           </w:p>
         </w:tc>
@@ -560,6 +561,7 @@
                 <w:i w:val="0"/>
                 <w:sz w:val="22"/>
               </w:rPr>
+              <w:t>obligatoryjny</w:t>
             </w:r>
           </w:p>
         </w:tc>

--- a/public/assets/files/stacjonarne/BSI.docx
+++ b/public/assets/files/stacjonarne/BSI.docx
@@ -681,12 +681,22 @@
         <w:tblW w:w="5000" w:type="pct"/>
       </w:tblPr>
       <w:tblGrid>
-        <w:gridCol w:w="9972"/>
+        <w:gridCol w:w="997"/>
+        <w:gridCol w:w="997"/>
+        <w:gridCol w:w="997"/>
+        <w:gridCol w:w="997"/>
+        <w:gridCol w:w="997"/>
+        <w:gridCol w:w="997"/>
+        <w:gridCol w:w="997"/>
+        <w:gridCol w:w="997"/>
+        <w:gridCol w:w="997"/>
+        <w:gridCol w:w="997"/>
       </w:tblGrid>
       <w:tr>
         <w:tc>
           <w:tcPr>
-            <w:tcW w:type="dxa" w:w="9972"/>
+            <w:tcW w:type="dxa" w:w="9970"/>
+            <w:gridSpan w:val="10"/>
             <w:shd w:val="clear" w:color="auto" w:fill="D9D9D9"/>
           </w:tcPr>
           <w:p>
@@ -705,31 +715,34 @@
           </w:p>
         </w:tc>
       </w:tr>
-    </w:tbl>
-    <w:tbl>
-      <w:tblPr>
-        <w:tblW w:type="auto" w:w="0"/>
-        <w:tblLook w:firstColumn="1" w:firstRow="1" w:lastColumn="0" w:lastRow="0" w:noHBand="0" w:noVBand="1" w:val="04A0"/>
-        <w:tblBorders>
-          <w:top w:val="single" w:sz="4" w:space="0" w:color="000000"/>
-          <w:left w:val="single" w:sz="4" w:space="0" w:color="000000"/>
-          <w:bottom w:val="single" w:sz="4" w:space="0" w:color="000000"/>
-          <w:right w:val="single" w:sz="4" w:space="0" w:color="000000"/>
-          <w:insideH w:val="single" w:sz="4" w:space="0" w:color="000000"/>
-          <w:insideV w:val="single" w:sz="4" w:space="0" w:color="000000"/>
-        </w:tblBorders>
-        <w:tblW w:w="5000" w:type="pct"/>
-      </w:tblPr>
-      <w:tblGrid>
-        <w:gridCol w:w="2493"/>
-        <w:gridCol w:w="2493"/>
-        <w:gridCol w:w="2493"/>
-        <w:gridCol w:w="2493"/>
-      </w:tblGrid>
       <w:tr>
         <w:tc>
           <w:tcPr>
-            <w:tcW w:type="dxa" w:w="2493"/>
+            <w:tcW w:type="dxa" w:w="9970"/>
+            <w:gridSpan w:val="10"/>
+            <w:shd w:val="clear" w:color="auto" w:fill="D9D9D9"/>
+          </w:tcPr>
+          <w:p>
+            <w:pPr>
+              <w:spacing w:before="20" w:after="20"/>
+            </w:pPr>
+            <w:r>
+              <w:rPr>
+                <w:rFonts w:ascii="Aptos" w:hAnsi="Aptos"/>
+                <w:b w:val="0"/>
+                <w:i w:val="0"/>
+                <w:sz w:val="16"/>
+              </w:rPr>
+              <w:t>Wymiar godzinowy (liczba godzin w semestrze)</w:t>
+            </w:r>
+          </w:p>
+        </w:tc>
+      </w:tr>
+      <w:tr>
+        <w:tc>
+          <w:tcPr>
+            <w:tcW w:type="dxa" w:w="1994"/>
+            <w:gridSpan w:val="2"/>
             <w:shd w:val="clear" w:color="auto" w:fill="D9D9D9"/>
           </w:tcPr>
           <w:p>
@@ -749,7 +762,8 @@
         </w:tc>
         <w:tc>
           <w:tcPr>
-            <w:tcW w:type="dxa" w:w="2493"/>
+            <w:tcW w:type="dxa" w:w="2991"/>
+            <w:gridSpan w:val="3"/>
             <w:shd w:val="clear" w:color="auto" w:fill="D9D9D9"/>
           </w:tcPr>
           <w:p>
@@ -769,7 +783,8 @@
         </w:tc>
         <w:tc>
           <w:tcPr>
-            <w:tcW w:type="dxa" w:w="2493"/>
+            <w:tcW w:type="dxa" w:w="2991"/>
+            <w:gridSpan w:val="3"/>
             <w:shd w:val="clear" w:color="auto" w:fill="D9D9D9"/>
           </w:tcPr>
           <w:p>
@@ -789,7 +804,8 @@
         </w:tc>
         <w:tc>
           <w:tcPr>
-            <w:tcW w:type="dxa" w:w="2493"/>
+            <w:tcW w:type="dxa" w:w="1994"/>
+            <w:gridSpan w:val="2"/>
             <w:shd w:val="clear" w:color="auto" w:fill="D9D9D9"/>
           </w:tcPr>
           <w:p>
@@ -811,7 +827,8 @@
       <w:tr>
         <w:tc>
           <w:tcPr>
-            <w:tcW w:type="dxa" w:w="2493"/>
+            <w:tcW w:type="dxa" w:w="1994"/>
+            <w:gridSpan w:val="2"/>
           </w:tcPr>
           <w:p>
             <w:pPr>
@@ -830,7 +847,8 @@
         </w:tc>
         <w:tc>
           <w:tcPr>
-            <w:tcW w:type="dxa" w:w="2493"/>
+            <w:tcW w:type="dxa" w:w="2991"/>
+            <w:gridSpan w:val="3"/>
           </w:tcPr>
           <w:p>
             <w:pPr>
@@ -849,7 +867,8 @@
         </w:tc>
         <w:tc>
           <w:tcPr>
-            <w:tcW w:type="dxa" w:w="2493"/>
+            <w:tcW w:type="dxa" w:w="2991"/>
+            <w:gridSpan w:val="3"/>
           </w:tcPr>
           <w:p>
             <w:pPr>
@@ -868,7 +887,8 @@
         </w:tc>
         <w:tc>
           <w:tcPr>
-            <w:tcW w:type="dxa" w:w="2493"/>
+            <w:tcW w:type="dxa" w:w="1994"/>
+            <w:gridSpan w:val="2"/>
           </w:tcPr>
           <w:p>
             <w:pPr>
@@ -886,30 +906,34 @@
           </w:p>
         </w:tc>
       </w:tr>
-    </w:tbl>
-    <w:tbl>
-      <w:tblPr>
-        <w:tblW w:type="auto" w:w="0"/>
-        <w:tblLook w:firstColumn="1" w:firstRow="1" w:lastColumn="0" w:lastRow="0" w:noHBand="0" w:noVBand="1" w:val="04A0"/>
-        <w:tblBorders>
-          <w:top w:val="single" w:sz="4" w:space="0" w:color="000000"/>
-          <w:left w:val="single" w:sz="4" w:space="0" w:color="000000"/>
-          <w:bottom w:val="single" w:sz="4" w:space="0" w:color="000000"/>
-          <w:right w:val="single" w:sz="4" w:space="0" w:color="000000"/>
-          <w:insideH w:val="single" w:sz="4" w:space="0" w:color="000000"/>
-          <w:insideV w:val="single" w:sz="4" w:space="0" w:color="000000"/>
-        </w:tblBorders>
-        <w:tblW w:w="5000" w:type="pct"/>
-      </w:tblPr>
-      <w:tblGrid>
-        <w:gridCol w:w="3324"/>
-        <w:gridCol w:w="3324"/>
-        <w:gridCol w:w="3324"/>
-      </w:tblGrid>
       <w:tr>
         <w:tc>
           <w:tcPr>
-            <w:tcW w:type="dxa" w:w="3324"/>
+            <w:tcW w:type="dxa" w:w="9970"/>
+            <w:gridSpan w:val="10"/>
+            <w:shd w:val="clear" w:color="auto" w:fill="D9D9D9"/>
+          </w:tcPr>
+          <w:p>
+            <w:pPr>
+              <w:spacing w:before="20" w:after="20"/>
+            </w:pPr>
+            <w:r>
+              <w:rPr>
+                <w:rFonts w:ascii="Aptos" w:hAnsi="Aptos"/>
+                <w:b/>
+                <w:i w:val="0"/>
+                <w:sz w:val="22"/>
+              </w:rPr>
+              <w:t>Bilans ECTS</w:t>
+            </w:r>
+          </w:p>
+        </w:tc>
+      </w:tr>
+      <w:tr>
+        <w:tc>
+          <w:tcPr>
+            <w:tcW w:type="dxa" w:w="4985"/>
+            <w:gridSpan w:val="5"/>
             <w:shd w:val="clear" w:color="auto" w:fill="D9D9D9"/>
           </w:tcPr>
           <w:p>
@@ -929,7 +953,8 @@
         </w:tc>
         <w:tc>
           <w:tcPr>
-            <w:tcW w:type="dxa" w:w="3324"/>
+            <w:tcW w:type="dxa" w:w="2991"/>
+            <w:gridSpan w:val="3"/>
             <w:shd w:val="clear" w:color="auto" w:fill="D9D9D9"/>
           </w:tcPr>
           <w:p>
@@ -949,7 +974,8 @@
         </w:tc>
         <w:tc>
           <w:tcPr>
-            <w:tcW w:type="dxa" w:w="3324"/>
+            <w:tcW w:type="dxa" w:w="1994"/>
+            <w:gridSpan w:val="2"/>
             <w:shd w:val="clear" w:color="auto" w:fill="D9D9D9"/>
           </w:tcPr>
           <w:p>
@@ -971,7 +997,8 @@
       <w:tr>
         <w:tc>
           <w:tcPr>
-            <w:tcW w:type="dxa" w:w="3324"/>
+            <w:tcW w:type="dxa" w:w="4985"/>
+            <w:gridSpan w:val="5"/>
           </w:tcPr>
           <w:p>
             <w:pPr>
@@ -990,7 +1017,8 @@
         </w:tc>
         <w:tc>
           <w:tcPr>
-            <w:tcW w:type="dxa" w:w="3324"/>
+            <w:tcW w:type="dxa" w:w="2991"/>
+            <w:gridSpan w:val="3"/>
           </w:tcPr>
           <w:p>
             <w:pPr>
@@ -1009,7 +1037,8 @@
         </w:tc>
         <w:tc>
           <w:tcPr>
-            <w:tcW w:type="dxa" w:w="3324"/>
+            <w:tcW w:type="dxa" w:w="1994"/>
+            <w:gridSpan w:val="2"/>
           </w:tcPr>
           <w:p>
             <w:pPr>
@@ -1030,7 +1059,8 @@
       <w:tr>
         <w:tc>
           <w:tcPr>
-            <w:tcW w:type="dxa" w:w="3324"/>
+            <w:tcW w:type="dxa" w:w="4985"/>
+            <w:gridSpan w:val="5"/>
           </w:tcPr>
           <w:p>
             <w:pPr>
@@ -1049,7 +1079,8 @@
         </w:tc>
         <w:tc>
           <w:tcPr>
-            <w:tcW w:type="dxa" w:w="3324"/>
+            <w:tcW w:type="dxa" w:w="2991"/>
+            <w:gridSpan w:val="3"/>
           </w:tcPr>
           <w:p>
             <w:pPr>
@@ -1068,7 +1099,8 @@
         </w:tc>
         <w:tc>
           <w:tcPr>
-            <w:tcW w:type="dxa" w:w="3324"/>
+            <w:tcW w:type="dxa" w:w="1994"/>
+            <w:gridSpan w:val="2"/>
           </w:tcPr>
           <w:p>
             <w:pPr>
@@ -1089,7 +1121,29 @@
       <w:tr>
         <w:tc>
           <w:tcPr>
-            <w:tcW w:type="dxa" w:w="3324"/>
+            <w:tcW w:type="dxa" w:w="4985"/>
+            <w:gridSpan w:val="5"/>
+            <w:shd w:val="clear" w:color="auto" w:fill="D9D9D9"/>
+          </w:tcPr>
+          <w:p>
+            <w:pPr>
+              <w:spacing w:before="20" w:after="20"/>
+            </w:pPr>
+            <w:r>
+              <w:rPr>
+                <w:rFonts w:ascii="Aptos" w:hAnsi="Aptos"/>
+                <w:b/>
+                <w:i w:val="0"/>
+                <w:sz w:val="16"/>
+              </w:rPr>
+              <w:t>Opis samodzielnej pracy studenta</w:t>
+            </w:r>
+          </w:p>
+        </w:tc>
+        <w:tc>
+          <w:tcPr>
+            <w:tcW w:type="dxa" w:w="4985"/>
+            <w:gridSpan w:val="5"/>
           </w:tcPr>
           <w:p>
             <w:pPr>
@@ -1102,45 +1156,7 @@
                 <w:i w:val="0"/>
                 <w:sz w:val="22"/>
               </w:rPr>
-              <w:t>Suma</w:t>
-            </w:r>
-          </w:p>
-        </w:tc>
-        <w:tc>
-          <w:tcPr>
-            <w:tcW w:type="dxa" w:w="3324"/>
-          </w:tcPr>
-          <w:p>
-            <w:pPr>
-              <w:spacing w:before="20" w:after="20"/>
-            </w:pPr>
-            <w:r>
-              <w:rPr>
-                <w:rFonts w:ascii="Aptos" w:hAnsi="Aptos"/>
-                <w:b w:val="0"/>
-                <w:i w:val="0"/>
-                <w:sz w:val="22"/>
-              </w:rPr>
-              <w:t>100</w:t>
-            </w:r>
-          </w:p>
-        </w:tc>
-        <w:tc>
-          <w:tcPr>
-            <w:tcW w:type="dxa" w:w="3324"/>
-          </w:tcPr>
-          <w:p>
-            <w:pPr>
-              <w:spacing w:before="20" w:after="20"/>
-            </w:pPr>
-            <w:r>
-              <w:rPr>
-                <w:rFonts w:ascii="Aptos" w:hAnsi="Aptos"/>
-                <w:b w:val="0"/>
-                <w:i w:val="0"/>
-                <w:sz w:val="22"/>
-              </w:rPr>
-              <w:t>4</w:t>
+              <w:t>Samodzielne ćwiczenia z analizy podatności systemów informacyjnych; przygotowanie do kolokwiów; analiza przypadków naruszeń bezpieczeństwa; konfiguracja narzędzi ochrony.</w:t>
             </w:r>
           </w:p>
         </w:tc>
@@ -1251,7 +1267,97 @@
           <w:tcPr>
             <w:tcW w:type="dxa" w:w="9972"/>
           </w:tcPr>
-          <w:p/>
+          <w:p>
+            <w:pPr>
+              <w:spacing w:before="20" w:after="20"/>
+            </w:pPr>
+            <w:r>
+              <w:rPr>
+                <w:rFonts w:ascii="Aptos" w:hAnsi="Aptos"/>
+                <w:b/>
+                <w:sz w:val="22"/>
+              </w:rPr>
+              <w:t>Wykład:</w:t>
+            </w:r>
+          </w:p>
+          <w:p>
+            <w:pPr>
+              <w:spacing w:before="20" w:after="20"/>
+            </w:pPr>
+            <w:r>
+              <w:rPr>
+                <w:rFonts w:ascii="Aptos" w:hAnsi="Aptos"/>
+                <w:b w:val="0"/>
+                <w:sz w:val="22"/>
+              </w:rPr>
+              <w:t>• wykład z prezentacją multimedialną</w:t>
+            </w:r>
+          </w:p>
+          <w:p>
+            <w:pPr>
+              <w:spacing w:before="20" w:after="20"/>
+            </w:pPr>
+            <w:r>
+              <w:rPr>
+                <w:rFonts w:ascii="Aptos" w:hAnsi="Aptos"/>
+                <w:b w:val="0"/>
+                <w:sz w:val="22"/>
+              </w:rPr>
+              <w:t>• wykład konwersatoryjny (z elementami dyskusji)</w:t>
+            </w:r>
+          </w:p>
+          <w:p>
+            <w:pPr>
+              <w:spacing w:before="20" w:after="20"/>
+            </w:pPr>
+            <w:r>
+              <w:rPr>
+                <w:rFonts w:ascii="Aptos" w:hAnsi="Aptos"/>
+                <w:b/>
+                <w:sz w:val="22"/>
+              </w:rPr>
+              <w:t>Ćwiczenia / Laboratorium:</w:t>
+            </w:r>
+          </w:p>
+          <w:p>
+            <w:pPr>
+              <w:spacing w:before="20" w:after="20"/>
+            </w:pPr>
+            <w:r>
+              <w:rPr>
+                <w:rFonts w:ascii="Aptos" w:hAnsi="Aptos"/>
+                <w:b w:val="0"/>
+                <w:sz w:val="22"/>
+              </w:rPr>
+              <w:t>• rozwiązywanie zadań</w:t>
+            </w:r>
+          </w:p>
+          <w:p>
+            <w:pPr>
+              <w:spacing w:before="20" w:after="20"/>
+            </w:pPr>
+            <w:r>
+              <w:rPr>
+                <w:rFonts w:ascii="Aptos" w:hAnsi="Aptos"/>
+                <w:b w:val="0"/>
+                <w:sz w:val="22"/>
+              </w:rPr>
+              <w:t>• studia przypadków z bazy studiów przypadków opracowanych przez firmy MŚP lub będące efektem staży</w:t>
+            </w:r>
+          </w:p>
+          <w:p>
+            <w:pPr>
+              <w:spacing w:before="20" w:after="20"/>
+            </w:pPr>
+            <w:r>
+              <w:rPr>
+                <w:rFonts w:ascii="Aptos" w:hAnsi="Aptos"/>
+                <w:b w:val="0"/>
+                <w:sz w:val="22"/>
+              </w:rPr>
+              <w:t>• warsztaty</w:t>
+            </w:r>
+          </w:p>
         </w:tc>
       </w:tr>
     </w:tbl>
@@ -1502,67 +1608,7 @@
                 <w:rFonts w:ascii="Aptos" w:hAnsi="Aptos"/>
                 <w:sz w:val="22"/>
               </w:rPr>
-              <w:t>1. Ćwiczenia / Laboratorium:</w:t>
-            </w:r>
-          </w:p>
-          <w:p>
-            <w:pPr>
-              <w:spacing w:before="20" w:after="20"/>
-            </w:pPr>
-            <w:r>
-              <w:rPr>
-                <w:rFonts w:ascii="Aptos" w:hAnsi="Aptos"/>
-                <w:sz w:val="22"/>
-              </w:rPr>
-              <w:t>2. rozwiązywanie zadań</w:t>
-            </w:r>
-          </w:p>
-          <w:p>
-            <w:pPr>
-              <w:spacing w:before="20" w:after="20"/>
-            </w:pPr>
-            <w:r>
-              <w:rPr>
-                <w:rFonts w:ascii="Aptos" w:hAnsi="Aptos"/>
-                <w:sz w:val="22"/>
-              </w:rPr>
-              <w:t>3. Ćwiczenia/Laboratorium</w:t>
-            </w:r>
-          </w:p>
-          <w:p>
-            <w:pPr>
-              <w:spacing w:before="20" w:after="20"/>
-            </w:pPr>
-            <w:r>
-              <w:rPr>
-                <w:rFonts w:ascii="Aptos" w:hAnsi="Aptos"/>
-                <w:sz w:val="22"/>
-              </w:rPr>
-              <w:t>4. Kryteria oceny</w:t>
-            </w:r>
-          </w:p>
-          <w:p>
-            <w:pPr>
-              <w:spacing w:before="20" w:after="20"/>
-            </w:pPr>
-            <w:r>
-              <w:rPr>
-                <w:rFonts w:ascii="Aptos" w:hAnsi="Aptos"/>
-                <w:sz w:val="22"/>
-              </w:rPr>
-              <w:t>5. Ćwiczenia/Laboratorium</w:t>
-            </w:r>
-          </w:p>
-          <w:p>
-            <w:pPr>
-              <w:spacing w:before="20" w:after="20"/>
-            </w:pPr>
-            <w:r>
-              <w:rPr>
-                <w:rFonts w:ascii="Aptos" w:hAnsi="Aptos"/>
-                <w:sz w:val="22"/>
-              </w:rPr>
-              <w:t>6. Student jest zobowiązany uzyskać ponad 50% punktów możliwych do zdobycia w trakcie trwania semestru.</w:t>
+              <w:t>1. kolokwium</w:t>
             </w:r>
           </w:p>
         </w:tc>
@@ -1579,7 +1625,7 @@
                 <w:rFonts w:ascii="Aptos" w:hAnsi="Aptos"/>
                 <w:sz w:val="22"/>
               </w:rPr>
-              <w:t>1. Ćwiczenia / Laboratorium:</w:t>
+              <w:t>1. ocena pracy podczas ćwiczenia</w:t>
             </w:r>
           </w:p>
           <w:p>
@@ -1591,55 +1637,7 @@
                 <w:rFonts w:ascii="Aptos" w:hAnsi="Aptos"/>
                 <w:sz w:val="22"/>
               </w:rPr>
-              <w:t>2. rozwiązywanie zadań</w:t>
-            </w:r>
-          </w:p>
-          <w:p>
-            <w:pPr>
-              <w:spacing w:before="20" w:after="20"/>
-            </w:pPr>
-            <w:r>
-              <w:rPr>
-                <w:rFonts w:ascii="Aptos" w:hAnsi="Aptos"/>
-                <w:sz w:val="22"/>
-              </w:rPr>
-              <w:t>3. Ćwiczenia/Laboratorium</w:t>
-            </w:r>
-          </w:p>
-          <w:p>
-            <w:pPr>
-              <w:spacing w:before="20" w:after="20"/>
-            </w:pPr>
-            <w:r>
-              <w:rPr>
-                <w:rFonts w:ascii="Aptos" w:hAnsi="Aptos"/>
-                <w:sz w:val="22"/>
-              </w:rPr>
-              <w:t>4. Kryteria oceny</w:t>
-            </w:r>
-          </w:p>
-          <w:p>
-            <w:pPr>
-              <w:spacing w:before="20" w:after="20"/>
-            </w:pPr>
-            <w:r>
-              <w:rPr>
-                <w:rFonts w:ascii="Aptos" w:hAnsi="Aptos"/>
-                <w:sz w:val="22"/>
-              </w:rPr>
-              <w:t>5. Ćwiczenia/Laboratorium</w:t>
-            </w:r>
-          </w:p>
-          <w:p>
-            <w:pPr>
-              <w:spacing w:before="20" w:after="20"/>
-            </w:pPr>
-            <w:r>
-              <w:rPr>
-                <w:rFonts w:ascii="Aptos" w:hAnsi="Aptos"/>
-                <w:sz w:val="22"/>
-              </w:rPr>
-              <w:t>6. Student jest zobowiązany uzyskać ponad 50% punktów możliwych do zdobycia w trakcie trwania semestru.</w:t>
+              <w:t>2. raport z wykonanego zadania</w:t>
             </w:r>
           </w:p>
         </w:tc>
@@ -1882,14 +1880,14 @@
         <w:tblW w:w="5000" w:type="pct"/>
       </w:tblPr>
       <w:tblGrid>
-        <w:gridCol w:w="3324"/>
-        <w:gridCol w:w="3324"/>
-        <w:gridCol w:w="3324"/>
+        <w:gridCol w:w="680"/>
+        <w:gridCol w:w="4536"/>
+        <w:gridCol w:w="4252"/>
       </w:tblGrid>
       <w:tr>
         <w:tc>
           <w:tcPr>
-            <w:tcW w:type="dxa" w:w="9972"/>
+            <w:tcW w:type="dxa" w:w="9468"/>
             <w:gridSpan w:val="3"/>
             <w:shd w:val="clear" w:color="auto" w:fill="D9D9D9"/>
           </w:tcPr>
@@ -1912,7 +1910,7 @@
       <w:tr>
         <w:tc>
           <w:tcPr>
-            <w:tcW w:type="dxa" w:w="3324"/>
+            <w:tcW w:type="dxa" w:w="680"/>
             <w:shd w:val="clear" w:color="auto" w:fill="D9D9D9"/>
           </w:tcPr>
           <w:p>
@@ -1932,7 +1930,7 @@
         </w:tc>
         <w:tc>
           <w:tcPr>
-            <w:tcW w:type="dxa" w:w="3324"/>
+            <w:tcW w:type="dxa" w:w="4536"/>
             <w:shd w:val="clear" w:color="auto" w:fill="D9D9D9"/>
           </w:tcPr>
           <w:p>
@@ -1952,7 +1950,7 @@
         </w:tc>
         <w:tc>
           <w:tcPr>
-            <w:tcW w:type="dxa" w:w="3324"/>
+            <w:tcW w:type="dxa" w:w="4252"/>
             <w:shd w:val="clear" w:color="auto" w:fill="D9D9D9"/>
           </w:tcPr>
           <w:p>
@@ -1974,7 +1972,7 @@
       <w:tr>
         <w:tc>
           <w:tcPr>
-            <w:tcW w:type="dxa" w:w="3324"/>
+            <w:tcW w:type="dxa" w:w="680"/>
           </w:tcPr>
           <w:p>
             <w:pPr>
@@ -1993,7 +1991,7 @@
         </w:tc>
         <w:tc>
           <w:tcPr>
-            <w:tcW w:type="dxa" w:w="3324"/>
+            <w:tcW w:type="dxa" w:w="4536"/>
           </w:tcPr>
           <w:p>
             <w:pPr>
@@ -2012,7 +2010,7 @@
         </w:tc>
         <w:tc>
           <w:tcPr>
-            <w:tcW w:type="dxa" w:w="3324"/>
+            <w:tcW w:type="dxa" w:w="4252"/>
           </w:tcPr>
           <w:p>
             <w:pPr>
@@ -2032,7 +2030,7 @@
       <w:tr>
         <w:tc>
           <w:tcPr>
-            <w:tcW w:type="dxa" w:w="3324"/>
+            <w:tcW w:type="dxa" w:w="680"/>
           </w:tcPr>
           <w:p>
             <w:pPr>
@@ -2051,7 +2049,7 @@
         </w:tc>
         <w:tc>
           <w:tcPr>
-            <w:tcW w:type="dxa" w:w="3324"/>
+            <w:tcW w:type="dxa" w:w="4536"/>
           </w:tcPr>
           <w:p>
             <w:pPr>
@@ -2070,7 +2068,7 @@
         </w:tc>
         <w:tc>
           <w:tcPr>
-            <w:tcW w:type="dxa" w:w="3324"/>
+            <w:tcW w:type="dxa" w:w="4252"/>
           </w:tcPr>
           <w:p>
             <w:pPr>
@@ -2090,7 +2088,7 @@
       <w:tr>
         <w:tc>
           <w:tcPr>
-            <w:tcW w:type="dxa" w:w="3324"/>
+            <w:tcW w:type="dxa" w:w="680"/>
           </w:tcPr>
           <w:p>
             <w:pPr>
@@ -2109,7 +2107,7 @@
         </w:tc>
         <w:tc>
           <w:tcPr>
-            <w:tcW w:type="dxa" w:w="3324"/>
+            <w:tcW w:type="dxa" w:w="4536"/>
           </w:tcPr>
           <w:p>
             <w:pPr>
@@ -2128,7 +2126,7 @@
         </w:tc>
         <w:tc>
           <w:tcPr>
-            <w:tcW w:type="dxa" w:w="3324"/>
+            <w:tcW w:type="dxa" w:w="4252"/>
           </w:tcPr>
           <w:p>
             <w:pPr>
@@ -2148,7 +2146,7 @@
       <w:tr>
         <w:tc>
           <w:tcPr>
-            <w:tcW w:type="dxa" w:w="3324"/>
+            <w:tcW w:type="dxa" w:w="680"/>
           </w:tcPr>
           <w:p>
             <w:pPr>
@@ -2167,7 +2165,7 @@
         </w:tc>
         <w:tc>
           <w:tcPr>
-            <w:tcW w:type="dxa" w:w="3324"/>
+            <w:tcW w:type="dxa" w:w="4536"/>
           </w:tcPr>
           <w:p>
             <w:pPr>
@@ -2186,7 +2184,7 @@
         </w:tc>
         <w:tc>
           <w:tcPr>
-            <w:tcW w:type="dxa" w:w="3324"/>
+            <w:tcW w:type="dxa" w:w="4252"/>
           </w:tcPr>
           <w:p>
             <w:pPr>
@@ -2681,6 +2679,7 @@
                 <w:i w:val="0"/>
                 <w:sz w:val="22"/>
               </w:rPr>
+              <w:t>kolokwium; ocena pracy podczas ćwiczenia; raport z wykonanego zadania</w:t>
             </w:r>
           </w:p>
         </w:tc>
@@ -2738,6 +2737,7 @@
                 <w:i w:val="0"/>
                 <w:sz w:val="22"/>
               </w:rPr>
+              <w:t>kolokwium; ocena pracy podczas ćwiczenia; raport z wykonanego zadania</w:t>
             </w:r>
           </w:p>
         </w:tc>
@@ -2795,6 +2795,7 @@
                 <w:i w:val="0"/>
                 <w:sz w:val="22"/>
               </w:rPr>
+              <w:t>kolokwium; ocena pracy podczas ćwiczenia; raport z wykonanego zadania</w:t>
             </w:r>
           </w:p>
         </w:tc>
@@ -2958,6 +2959,7 @@
                 <w:i w:val="0"/>
                 <w:sz w:val="22"/>
               </w:rPr>
+              <w:t>kolokwium; ocena pracy podczas ćwiczenia; raport z wykonanego zadania</w:t>
             </w:r>
           </w:p>
         </w:tc>
@@ -3015,6 +3017,7 @@
                 <w:i w:val="0"/>
                 <w:sz w:val="22"/>
               </w:rPr>
+              <w:t>kolokwium; ocena pracy podczas ćwiczenia; raport z wykonanego zadania</w:t>
             </w:r>
           </w:p>
         </w:tc>
@@ -3177,6 +3180,7 @@
                 <w:i w:val="0"/>
                 <w:sz w:val="22"/>
               </w:rPr>
+              <w:t>kolokwium; ocena pracy podczas ćwiczenia; raport z wykonanego zadania</w:t>
             </w:r>
           </w:p>
         </w:tc>
@@ -3234,6 +3238,7 @@
                 <w:i w:val="0"/>
                 <w:sz w:val="22"/>
               </w:rPr>
+              <w:t>kolokwium; ocena pracy podczas ćwiczenia; raport z wykonanego zadania</w:t>
             </w:r>
           </w:p>
         </w:tc>
@@ -3339,62 +3344,6 @@
                 <w:sz w:val="16"/>
               </w:rPr>
               <w:t>Wyposażenie specjalistyczne konieczne do realizacji przedmiotu</w:t>
-            </w:r>
-          </w:p>
-        </w:tc>
-      </w:tr>
-      <w:tr>
-        <w:tc>
-          <w:tcPr>
-            <w:tcW w:type="dxa" w:w="3324"/>
-          </w:tcPr>
-          <w:p>
-            <w:pPr>
-              <w:spacing w:before="20" w:after="20"/>
-            </w:pPr>
-            <w:r>
-              <w:rPr>
-                <w:rFonts w:ascii="Aptos" w:hAnsi="Aptos"/>
-                <w:b w:val="0"/>
-                <w:i w:val="0"/>
-                <w:sz w:val="22"/>
-              </w:rPr>
-            </w:r>
-          </w:p>
-        </w:tc>
-        <w:tc>
-          <w:tcPr>
-            <w:tcW w:type="dxa" w:w="3324"/>
-          </w:tcPr>
-          <w:p>
-            <w:pPr>
-              <w:spacing w:before="20" w:after="20"/>
-            </w:pPr>
-            <w:r>
-              <w:rPr>
-                <w:rFonts w:ascii="Aptos" w:hAnsi="Aptos"/>
-                <w:b w:val="0"/>
-                <w:i w:val="0"/>
-                <w:sz w:val="22"/>
-              </w:rPr>
-            </w:r>
-          </w:p>
-        </w:tc>
-        <w:tc>
-          <w:tcPr>
-            <w:tcW w:type="dxa" w:w="3324"/>
-          </w:tcPr>
-          <w:p>
-            <w:pPr>
-              <w:spacing w:before="20" w:after="20"/>
-            </w:pPr>
-            <w:r>
-              <w:rPr>
-                <w:rFonts w:ascii="Aptos" w:hAnsi="Aptos"/>
-                <w:b w:val="0"/>
-                <w:i w:val="0"/>
-                <w:sz w:val="22"/>
-              </w:rPr>
             </w:r>
           </w:p>
         </w:tc>

--- a/public/assets/files/stacjonarne/BSI.docx
+++ b/public/assets/files/stacjonarne/BSI.docx
@@ -144,7 +144,7 @@
                 <w:i w:val="0"/>
                 <w:sz w:val="22"/>
               </w:rPr>
-              <w:t>19.02.2026</w:t>
+              <w:t>08.03.2026</w:t>
             </w:r>
           </w:p>
         </w:tc>
@@ -599,7 +599,7 @@
                 <w:i w:val="0"/>
                 <w:sz w:val="22"/>
               </w:rPr>
-              <w:t>5</w:t>
+              <w:t>4</w:t>
             </w:r>
           </w:p>
         </w:tc>
@@ -1742,7 +1742,7 @@
                 <w:i w:val="0"/>
                 <w:sz w:val="22"/>
               </w:rPr>
-              <w:t>ALG, UKOS, SOP</w:t>
+              <w:t>Algebra Liniowa</w:t>
             </w:r>
           </w:p>
         </w:tc>
@@ -1761,7 +1761,87 @@
                 <w:i w:val="0"/>
                 <w:sz w:val="22"/>
               </w:rPr>
-              <w:t>Podstawy algebry, wiedza z zakresu systemów operacyjnych i sieci komputerowych.</w:t>
+              <w:t>Podstawy algebry liniowej</w:t>
+            </w:r>
+          </w:p>
+        </w:tc>
+      </w:tr>
+      <w:tr>
+        <w:tc>
+          <w:tcPr>
+            <w:tcW w:type="dxa" w:w="4986"/>
+          </w:tcPr>
+          <w:p>
+            <w:pPr>
+              <w:spacing w:before="20" w:after="20"/>
+            </w:pPr>
+            <w:r>
+              <w:rPr>
+                <w:rFonts w:ascii="Aptos" w:hAnsi="Aptos"/>
+                <w:b w:val="0"/>
+                <w:i w:val="0"/>
+                <w:sz w:val="22"/>
+              </w:rPr>
+              <w:t>Użytkowanie komputerów i wstęp do systemów operacyjnych</w:t>
+            </w:r>
+          </w:p>
+        </w:tc>
+        <w:tc>
+          <w:tcPr>
+            <w:tcW w:type="dxa" w:w="4986"/>
+          </w:tcPr>
+          <w:p>
+            <w:pPr>
+              <w:spacing w:before="20" w:after="20"/>
+            </w:pPr>
+            <w:r>
+              <w:rPr>
+                <w:rFonts w:ascii="Aptos" w:hAnsi="Aptos"/>
+                <w:b w:val="0"/>
+                <w:i w:val="0"/>
+                <w:sz w:val="22"/>
+              </w:rPr>
+              <w:t>Wiedza z zakresu systemów operacyjnych i sieci komputerowych.</w:t>
+            </w:r>
+          </w:p>
+        </w:tc>
+      </w:tr>
+      <w:tr>
+        <w:tc>
+          <w:tcPr>
+            <w:tcW w:type="dxa" w:w="4986"/>
+          </w:tcPr>
+          <w:p>
+            <w:pPr>
+              <w:spacing w:before="20" w:after="20"/>
+            </w:pPr>
+            <w:r>
+              <w:rPr>
+                <w:rFonts w:ascii="Aptos" w:hAnsi="Aptos"/>
+                <w:b w:val="0"/>
+                <w:i w:val="0"/>
+                <w:sz w:val="22"/>
+              </w:rPr>
+              <w:t>Systemy Operacyjne</w:t>
+            </w:r>
+          </w:p>
+        </w:tc>
+        <w:tc>
+          <w:tcPr>
+            <w:tcW w:type="dxa" w:w="4986"/>
+          </w:tcPr>
+          <w:p>
+            <w:pPr>
+              <w:spacing w:before="20" w:after="20"/>
+            </w:pPr>
+            <w:r>
+              <w:rPr>
+                <w:rFonts w:ascii="Aptos" w:hAnsi="Aptos"/>
+                <w:b w:val="0"/>
+                <w:i w:val="0"/>
+                <w:sz w:val="22"/>
+              </w:rPr>
+              <w:t>Wiedza z zakresu systemów operacyjnych i sieci komputerowych.</w:t>
             </w:r>
           </w:p>
         </w:tc>

--- a/public/assets/files/stacjonarne/BSI.docx
+++ b/public/assets/files/stacjonarne/BSI.docx
@@ -2759,7 +2759,7 @@
                 <w:i w:val="0"/>
                 <w:sz w:val="22"/>
               </w:rPr>
-              <w:t>kolokwium; ocena pracy podczas ćwiczenia; raport z wykonanego zadania</w:t>
+              <w:t>kolokwium</w:t>
             </w:r>
           </w:p>
         </w:tc>
@@ -2780,6 +2780,7 @@
                 <w:i w:val="0"/>
                 <w:sz w:val="22"/>
               </w:rPr>
+              <w:t>K_W23</w:t>
             </w:r>
           </w:p>
         </w:tc>
@@ -2817,7 +2818,7 @@
                 <w:i w:val="0"/>
                 <w:sz w:val="22"/>
               </w:rPr>
-              <w:t>kolokwium; ocena pracy podczas ćwiczenia; raport z wykonanego zadania</w:t>
+              <w:t>kolokwium</w:t>
             </w:r>
           </w:p>
         </w:tc>
@@ -2838,6 +2839,7 @@
                 <w:i w:val="0"/>
                 <w:sz w:val="22"/>
               </w:rPr>
+              <w:t>K_W08</w:t>
             </w:r>
           </w:p>
         </w:tc>
@@ -2875,7 +2877,7 @@
                 <w:i w:val="0"/>
                 <w:sz w:val="22"/>
               </w:rPr>
-              <w:t>kolokwium; ocena pracy podczas ćwiczenia; raport z wykonanego zadania</w:t>
+              <w:t>kolokwium</w:t>
             </w:r>
           </w:p>
         </w:tc>
@@ -3039,7 +3041,7 @@
                 <w:i w:val="0"/>
                 <w:sz w:val="22"/>
               </w:rPr>
-              <w:t>kolokwium; ocena pracy podczas ćwiczenia; raport z wykonanego zadania</w:t>
+              <w:t>ocena pracy podczas ćwiczenia, raport z wykonanego zadania</w:t>
             </w:r>
           </w:p>
         </w:tc>
@@ -3060,6 +3062,7 @@
                 <w:i w:val="0"/>
                 <w:sz w:val="22"/>
               </w:rPr>
+              <w:t>K_U14</w:t>
             </w:r>
           </w:p>
         </w:tc>
@@ -3097,7 +3100,7 @@
                 <w:i w:val="0"/>
                 <w:sz w:val="22"/>
               </w:rPr>
-              <w:t>kolokwium; ocena pracy podczas ćwiczenia; raport z wykonanego zadania</w:t>
+              <w:t>ocena pracy podczas ćwiczenia, raport z wykonanego zadania</w:t>
             </w:r>
           </w:p>
         </w:tc>
@@ -3223,6 +3226,7 @@
                 <w:i w:val="0"/>
                 <w:sz w:val="22"/>
               </w:rPr>
+              <w:t>K_K06</w:t>
             </w:r>
           </w:p>
         </w:tc>
@@ -3260,7 +3264,7 @@
                 <w:i w:val="0"/>
                 <w:sz w:val="22"/>
               </w:rPr>
-              <w:t>kolokwium; ocena pracy podczas ćwiczenia; raport z wykonanego zadania</w:t>
+              <w:t>ocena pracy podczas ćwiczenia, raport z wykonanego zadania</w:t>
             </w:r>
           </w:p>
         </w:tc>
@@ -3281,6 +3285,7 @@
                 <w:i w:val="0"/>
                 <w:sz w:val="22"/>
               </w:rPr>
+              <w:t>K_K03</w:t>
             </w:r>
           </w:p>
         </w:tc>
@@ -3318,7 +3323,7 @@
                 <w:i w:val="0"/>
                 <w:sz w:val="22"/>
               </w:rPr>
-              <w:t>kolokwium; ocena pracy podczas ćwiczenia; raport z wykonanego zadania</w:t>
+              <w:t>ocena pracy podczas ćwiczenia, raport z wykonanego zadania</w:t>
             </w:r>
           </w:p>
         </w:tc>

--- a/public/assets/files/stacjonarne/BSI.docx
+++ b/public/assets/files/stacjonarne/BSI.docx
@@ -1961,14 +1961,13 @@
       </w:tblPr>
       <w:tblGrid>
         <w:gridCol w:w="680"/>
-        <w:gridCol w:w="4536"/>
-        <w:gridCol w:w="4252"/>
+        <w:gridCol w:w="8788"/>
       </w:tblGrid>
       <w:tr>
         <w:tc>
           <w:tcPr>
             <w:tcW w:type="dxa" w:w="9468"/>
-            <w:gridSpan w:val="3"/>
+            <w:gridSpan w:val="2"/>
             <w:shd w:val="clear" w:color="auto" w:fill="D9D9D9"/>
           </w:tcPr>
           <w:p>
@@ -2010,7 +2009,7 @@
         </w:tc>
         <w:tc>
           <w:tcPr>
-            <w:tcW w:type="dxa" w:w="4536"/>
+            <w:tcW w:type="dxa" w:w="8788"/>
             <w:shd w:val="clear" w:color="auto" w:fill="D9D9D9"/>
           </w:tcPr>
           <w:p>
@@ -2024,27 +2023,7 @@
                 <w:i w:val="0"/>
                 <w:sz w:val="16"/>
               </w:rPr>
-              <w:t>Wykład</w:t>
-            </w:r>
-          </w:p>
-        </w:tc>
-        <w:tc>
-          <w:tcPr>
-            <w:tcW w:type="dxa" w:w="4252"/>
-            <w:shd w:val="clear" w:color="auto" w:fill="D9D9D9"/>
-          </w:tcPr>
-          <w:p>
-            <w:pPr>
-              <w:spacing w:before="20" w:after="20"/>
-            </w:pPr>
-            <w:r>
-              <w:rPr>
-                <w:rFonts w:ascii="Aptos" w:hAnsi="Aptos"/>
-                <w:b/>
-                <w:i w:val="0"/>
-                <w:sz w:val="16"/>
-              </w:rPr>
-              <w:t>Ćwiczenia / Laboratorium / Pracownia</w:t>
+              <w:t>Treści programowe</w:t>
             </w:r>
           </w:p>
         </w:tc>
@@ -2071,7 +2050,7 @@
         </w:tc>
         <w:tc>
           <w:tcPr>
-            <w:tcW w:type="dxa" w:w="4536"/>
+            <w:tcW w:type="dxa" w:w="8788"/>
           </w:tcPr>
           <w:p>
             <w:pPr>
@@ -2085,24 +2064,6 @@
                 <w:sz w:val="22"/>
               </w:rPr>
               <w:t>Polityka bezpieczeństwa systemów informatycznych: etapy tworzenia struktur bezpieczeństwa, zasady efektywnej strategii i polityki bezpieczeństwa. Usługi związane z ochroną informacji, kategorie zagrożeń systemów informatycznych.</w:t>
-            </w:r>
-          </w:p>
-        </w:tc>
-        <w:tc>
-          <w:tcPr>
-            <w:tcW w:type="dxa" w:w="4252"/>
-          </w:tcPr>
-          <w:p>
-            <w:pPr>
-              <w:spacing w:before="20" w:after="20"/>
-            </w:pPr>
-            <w:r>
-              <w:rPr>
-                <w:rFonts w:ascii="Aptos" w:hAnsi="Aptos"/>
-                <w:b w:val="0"/>
-                <w:i w:val="0"/>
-                <w:sz w:val="22"/>
-              </w:rPr>
             </w:r>
           </w:p>
         </w:tc>
@@ -2129,7 +2090,7 @@
         </w:tc>
         <w:tc>
           <w:tcPr>
-            <w:tcW w:type="dxa" w:w="4536"/>
+            <w:tcW w:type="dxa" w:w="8788"/>
           </w:tcPr>
           <w:p>
             <w:pPr>
@@ -2143,24 +2104,6 @@
                 <w:sz w:val="22"/>
               </w:rPr>
               <w:t>Elementy kryptografii: podstawowe techniki szyfrowania, zastosowania technik szyfrowania, algorytmy symetryczne (DES, 3DES, IDEA).Algorytmy asymetryczne: (RSA, El-Gamal), uwierzytelnianie i sygnatury cyfrowe. Podpis elektroniczny.</w:t>
-            </w:r>
-          </w:p>
-        </w:tc>
-        <w:tc>
-          <w:tcPr>
-            <w:tcW w:type="dxa" w:w="4252"/>
-          </w:tcPr>
-          <w:p>
-            <w:pPr>
-              <w:spacing w:before="20" w:after="20"/>
-            </w:pPr>
-            <w:r>
-              <w:rPr>
-                <w:rFonts w:ascii="Aptos" w:hAnsi="Aptos"/>
-                <w:b w:val="0"/>
-                <w:i w:val="0"/>
-                <w:sz w:val="22"/>
-              </w:rPr>
             </w:r>
           </w:p>
         </w:tc>
@@ -2187,7 +2130,7 @@
         </w:tc>
         <w:tc>
           <w:tcPr>
-            <w:tcW w:type="dxa" w:w="4536"/>
+            <w:tcW w:type="dxa" w:w="8788"/>
           </w:tcPr>
           <w:p>
             <w:pPr>
@@ -2201,24 +2144,6 @@
                 <w:sz w:val="22"/>
               </w:rPr>
               <w:t>Bezpieczeństwo w sieciach: usługi i protokoły kryptograficzne (SSL, SSH, Kerberos), bezpieczeństwo poczty elektronicznej; protokoły PGP i PEM, zarządzanie kluczami, certyfikaty.</w:t>
-            </w:r>
-          </w:p>
-        </w:tc>
-        <w:tc>
-          <w:tcPr>
-            <w:tcW w:type="dxa" w:w="4252"/>
-          </w:tcPr>
-          <w:p>
-            <w:pPr>
-              <w:spacing w:before="20" w:after="20"/>
-            </w:pPr>
-            <w:r>
-              <w:rPr>
-                <w:rFonts w:ascii="Aptos" w:hAnsi="Aptos"/>
-                <w:b w:val="0"/>
-                <w:i w:val="0"/>
-                <w:sz w:val="22"/>
-              </w:rPr>
             </w:r>
           </w:p>
         </w:tc>
@@ -2245,7 +2170,7 @@
         </w:tc>
         <w:tc>
           <w:tcPr>
-            <w:tcW w:type="dxa" w:w="4536"/>
+            <w:tcW w:type="dxa" w:w="8788"/>
           </w:tcPr>
           <w:p>
             <w:pPr>
@@ -2259,24 +2184,6 @@
                 <w:sz w:val="22"/>
               </w:rPr>
               <w:t>Praktyka ochrony danych w systemach komputerowych: programy złośliwe (wirusy, robaki, konie trojańskie), archiwizacja danych – procedury, metody, programy.</w:t>
-            </w:r>
-          </w:p>
-        </w:tc>
-        <w:tc>
-          <w:tcPr>
-            <w:tcW w:type="dxa" w:w="4252"/>
-          </w:tcPr>
-          <w:p>
-            <w:pPr>
-              <w:spacing w:before="20" w:after="20"/>
-            </w:pPr>
-            <w:r>
-              <w:rPr>
-                <w:rFonts w:ascii="Aptos" w:hAnsi="Aptos"/>
-                <w:b w:val="0"/>
-                <w:i w:val="0"/>
-                <w:sz w:val="22"/>
-              </w:rPr>
             </w:r>
           </w:p>
         </w:tc>
